--- a/Day 8/docs/USER_GUIDE.docx
+++ b/Day 8/docs/USER_GUIDE.docx
@@ -441,18 +441,7 @@
           <w:sz w:val="28"/>
           <w:szCs w:val="28"/>
         </w:rPr>
-        <w:t>а</w:t>
-      </w:r>
-      <w:r>
-        <w:rPr>
-          <w:rStyle w:val="Emphasis"/>
-          <w:rFonts w:ascii="Times New Roman" w:hAnsi="Times New Roman" w:cs="Times New Roman"/>
-          <w:i w:val="0"/>
-          <w:iCs w:val="0"/>
-          <w:sz w:val="28"/>
-          <w:szCs w:val="28"/>
-        </w:rPr>
-        <w:t xml:space="preserve"> 24-ИС</w:t>
+        <w:t>а 24-ИС</w:t>
       </w:r>
     </w:p>
     <w:p>
@@ -533,6 +522,20 @@
     <w:p>
       <w:pPr>
         <w:spacing w:line="360" w:lineRule="auto"/>
+        <w:jc w:val="right"/>
+        <w:rPr>
+          <w:rStyle w:val="Emphasis"/>
+          <w:rFonts w:ascii="Times New Roman" w:hAnsi="Times New Roman" w:cs="Times New Roman"/>
+          <w:i w:val="0"/>
+          <w:iCs w:val="0"/>
+          <w:sz w:val="28"/>
+          <w:szCs w:val="28"/>
+        </w:rPr>
+      </w:pPr>
+    </w:p>
+    <w:p>
+      <w:pPr>
+        <w:spacing w:line="360" w:lineRule="auto"/>
         <w:jc w:val="center"/>
         <w:rPr>
           <w:rStyle w:val="Emphasis"/>
@@ -579,20 +582,6 @@
         </w:rPr>
         <w:t>2026 г.</w:t>
       </w:r>
-    </w:p>
-    <w:p>
-      <w:pPr>
-        <w:spacing w:line="360" w:lineRule="auto"/>
-        <w:jc w:val="center"/>
-        <w:rPr>
-          <w:rStyle w:val="Emphasis"/>
-          <w:rFonts w:ascii="Times New Roman" w:hAnsi="Times New Roman" w:cs="Times New Roman"/>
-          <w:i w:val="0"/>
-          <w:iCs w:val="0"/>
-          <w:sz w:val="28"/>
-          <w:szCs w:val="28"/>
-        </w:rPr>
-      </w:pPr>
     </w:p>
     <w:p>
       <w:pPr>
@@ -616,22 +605,8 @@
           <w:szCs w:val="28"/>
         </w:rPr>
         <w:lastRenderedPageBreak/>
-        <w:t>1. Назначение программы</w:t>
-      </w:r>
-    </w:p>
-    <w:p>
-      <w:pPr>
-        <w:spacing w:line="360" w:lineRule="auto"/>
-        <w:ind w:firstLine="709"/>
-        <w:jc w:val="both"/>
-        <w:rPr>
-          <w:rFonts w:ascii="Times New Roman" w:hAnsi="Times New Roman" w:cs="Times New Roman"/>
-          <w:b/>
-          <w:bCs/>
-          <w:sz w:val="28"/>
-          <w:szCs w:val="28"/>
-        </w:rPr>
-      </w:pPr>
+        <w:t>1. НАЗНАЧЕНИЕ ПРОГРАММЫ</w:t>
+      </w:r>
     </w:p>
     <w:p>
       <w:pPr>
@@ -1072,10 +1047,22 @@
         <w:jc w:val="both"/>
         <w:rPr>
           <w:rFonts w:ascii="Times New Roman" w:hAnsi="Times New Roman" w:cs="Times New Roman"/>
-          <w:sz w:val="28"/>
-          <w:szCs w:val="28"/>
-        </w:rPr>
-      </w:pPr>
+          <w:b/>
+          <w:bCs/>
+          <w:sz w:val="28"/>
+          <w:szCs w:val="28"/>
+        </w:rPr>
+      </w:pPr>
+      <w:r>
+        <w:rPr>
+          <w:rFonts w:ascii="Times New Roman" w:hAnsi="Times New Roman" w:cs="Times New Roman"/>
+          <w:b/>
+          <w:bCs/>
+          <w:sz w:val="28"/>
+          <w:szCs w:val="28"/>
+        </w:rPr>
+        <w:t>4.4 Редактирование клиента</w:t>
+      </w:r>
     </w:p>
     <w:p>
       <w:pPr>
@@ -1088,6 +1075,15 @@
           <w:szCs w:val="28"/>
         </w:rPr>
       </w:pPr>
+      <w:r>
+        <w:rPr>
+          <w:rFonts w:ascii="Times New Roman" w:hAnsi="Times New Roman" w:cs="Times New Roman"/>
+          <w:sz w:val="28"/>
+          <w:szCs w:val="28"/>
+        </w:rPr>
+        <w:lastRenderedPageBreak/>
+        <w:t>Выбрать клиента в таблице, изменить данные и нажать кнопку «Обновить».</w:t>
+      </w:r>
     </w:p>
     <w:p>
       <w:pPr>
@@ -1110,7 +1106,7 @@
           <w:sz w:val="28"/>
           <w:szCs w:val="28"/>
         </w:rPr>
-        <w:t>4.4 Редактирование клиента</w:t>
+        <w:t>4.5 Удаление клиента</w:t>
       </w:r>
     </w:p>
     <w:p>
@@ -1130,7 +1126,7 @@
           <w:sz w:val="28"/>
           <w:szCs w:val="28"/>
         </w:rPr>
-        <w:t>Выбрать клиента в таблице, изменить данные и нажать кнопку «Обновить».</w:t>
+        <w:t>Выбрать клиента и нажать кнопку «Удалить».</w:t>
       </w:r>
     </w:p>
     <w:p>
@@ -1154,86 +1150,23 @@
           <w:sz w:val="28"/>
           <w:szCs w:val="28"/>
         </w:rPr>
-        <w:t>4.5 Удаление клиента</w:t>
-      </w:r>
-    </w:p>
-    <w:p>
-      <w:pPr>
-        <w:spacing w:line="360" w:lineRule="auto"/>
-        <w:ind w:firstLine="709"/>
-        <w:jc w:val="both"/>
-        <w:rPr>
-          <w:rFonts w:ascii="Times New Roman" w:hAnsi="Times New Roman" w:cs="Times New Roman"/>
-          <w:sz w:val="28"/>
-          <w:szCs w:val="28"/>
-        </w:rPr>
-      </w:pPr>
-      <w:r>
-        <w:rPr>
-          <w:rFonts w:ascii="Times New Roman" w:hAnsi="Times New Roman" w:cs="Times New Roman"/>
-          <w:sz w:val="28"/>
-          <w:szCs w:val="28"/>
-        </w:rPr>
-        <w:t>Выбрать клиента и нажать кнопку «Удалить».</w:t>
-      </w:r>
-    </w:p>
-    <w:p>
-      <w:pPr>
-        <w:spacing w:line="360" w:lineRule="auto"/>
-        <w:ind w:firstLine="709"/>
-        <w:jc w:val="both"/>
-        <w:rPr>
-          <w:rFonts w:ascii="Times New Roman" w:hAnsi="Times New Roman" w:cs="Times New Roman"/>
-          <w:b/>
-          <w:bCs/>
-          <w:sz w:val="28"/>
-          <w:szCs w:val="28"/>
-        </w:rPr>
-      </w:pPr>
-      <w:r>
-        <w:rPr>
-          <w:rFonts w:ascii="Times New Roman" w:hAnsi="Times New Roman" w:cs="Times New Roman"/>
-          <w:b/>
-          <w:bCs/>
-          <w:sz w:val="28"/>
-          <w:szCs w:val="28"/>
-        </w:rPr>
         <w:t>5. Возможные ошибки</w:t>
       </w:r>
     </w:p>
     <w:tbl>
       <w:tblPr>
+        <w:tblStyle w:val="TableGrid"/>
         <w:tblW w:w="0" w:type="auto"/>
-        <w:tblCellSpacing w:w="15" w:type="dxa"/>
-        <w:tblBorders>
-          <w:top w:val="single" w:sz="4" w:space="0" w:color="auto"/>
-          <w:left w:val="single" w:sz="4" w:space="0" w:color="auto"/>
-          <w:bottom w:val="single" w:sz="4" w:space="0" w:color="auto"/>
-          <w:right w:val="single" w:sz="4" w:space="0" w:color="auto"/>
-          <w:insideH w:val="single" w:sz="4" w:space="0" w:color="auto"/>
-          <w:insideV w:val="single" w:sz="4" w:space="0" w:color="auto"/>
-        </w:tblBorders>
-        <w:tblCellMar>
-          <w:top w:w="15" w:type="dxa"/>
-          <w:left w:w="15" w:type="dxa"/>
-          <w:bottom w:w="15" w:type="dxa"/>
-          <w:right w:w="15" w:type="dxa"/>
-        </w:tblCellMar>
         <w:tblLook w:val="04A0" w:firstRow="1" w:lastRow="0" w:firstColumn="1" w:lastColumn="0" w:noHBand="0" w:noVBand="1"/>
       </w:tblPr>
       <w:tblGrid>
-        <w:gridCol w:w="4511"/>
-        <w:gridCol w:w="4452"/>
+        <w:gridCol w:w="4613"/>
+        <w:gridCol w:w="4573"/>
       </w:tblGrid>
       <w:tr>
-        <w:trPr>
-          <w:tblHeader/>
-          <w:tblCellSpacing w:w="15" w:type="dxa"/>
-        </w:trPr>
         <w:tc>
           <w:tcPr>
-            <w:tcW w:w="0" w:type="auto"/>
-            <w:vAlign w:val="center"/>
+            <w:tcW w:w="4613" w:type="dxa"/>
             <w:hideMark/>
           </w:tcPr>
           <w:p>
@@ -1260,7 +1193,6 @@
         <w:tc>
           <w:tcPr>
             <w:tcW w:w="0" w:type="auto"/>
-            <w:vAlign w:val="center"/>
             <w:hideMark/>
           </w:tcPr>
           <w:p>
@@ -1286,13 +1218,9 @@
         </w:tc>
       </w:tr>
       <w:tr>
-        <w:trPr>
-          <w:tblCellSpacing w:w="15" w:type="dxa"/>
-        </w:trPr>
         <w:tc>
           <w:tcPr>
-            <w:tcW w:w="0" w:type="auto"/>
-            <w:vAlign w:val="center"/>
+            <w:tcW w:w="4613" w:type="dxa"/>
             <w:hideMark/>
           </w:tcPr>
           <w:p>
@@ -1319,7 +1247,6 @@
         <w:tc>
           <w:tcPr>
             <w:tcW w:w="0" w:type="auto"/>
-            <w:vAlign w:val="center"/>
             <w:hideMark/>
           </w:tcPr>
           <w:p>
@@ -1345,13 +1272,9 @@
         </w:tc>
       </w:tr>
       <w:tr>
-        <w:trPr>
-          <w:tblCellSpacing w:w="15" w:type="dxa"/>
-        </w:trPr>
         <w:tc>
           <w:tcPr>
-            <w:tcW w:w="0" w:type="auto"/>
-            <w:vAlign w:val="center"/>
+            <w:tcW w:w="4613" w:type="dxa"/>
             <w:hideMark/>
           </w:tcPr>
           <w:p>
@@ -1378,7 +1301,6 @@
         <w:tc>
           <w:tcPr>
             <w:tcW w:w="0" w:type="auto"/>
-            <w:vAlign w:val="center"/>
             <w:hideMark/>
           </w:tcPr>
           <w:p>
@@ -1404,13 +1326,9 @@
         </w:tc>
       </w:tr>
       <w:tr>
-        <w:trPr>
-          <w:tblCellSpacing w:w="15" w:type="dxa"/>
-        </w:trPr>
         <w:tc>
           <w:tcPr>
-            <w:tcW w:w="0" w:type="auto"/>
-            <w:vAlign w:val="center"/>
+            <w:tcW w:w="4613" w:type="dxa"/>
             <w:hideMark/>
           </w:tcPr>
           <w:p>
@@ -1437,7 +1355,6 @@
         <w:tc>
           <w:tcPr>
             <w:tcW w:w="0" w:type="auto"/>
-            <w:vAlign w:val="center"/>
             <w:hideMark/>
           </w:tcPr>
           <w:p>
@@ -2296,7 +2213,7 @@
   <w:style w:type="paragraph" w:default="1" w:styleId="Normal">
     <w:name w:val="Normal"/>
     <w:qFormat/>
-    <w:rsid w:val="00FF4EAB"/>
+    <w:rsid w:val="002324E5"/>
   </w:style>
   <w:style w:type="paragraph" w:styleId="Heading1">
     <w:name w:val="heading 1"/>
@@ -2868,6 +2785,25 @@
     <w:link w:val="Footer"/>
     <w:uiPriority w:val="99"/>
     <w:rsid w:val="00FF4EAB"/>
+  </w:style>
+  <w:style w:type="table" w:styleId="TableGrid">
+    <w:name w:val="Table Grid"/>
+    <w:basedOn w:val="TableNormal"/>
+    <w:uiPriority w:val="39"/>
+    <w:rsid w:val="002324E5"/>
+    <w:pPr>
+      <w:spacing w:after="0" w:line="240" w:lineRule="auto"/>
+    </w:pPr>
+    <w:tblPr>
+      <w:tblBorders>
+        <w:top w:val="single" w:sz="4" w:space="0" w:color="auto"/>
+        <w:left w:val="single" w:sz="4" w:space="0" w:color="auto"/>
+        <w:bottom w:val="single" w:sz="4" w:space="0" w:color="auto"/>
+        <w:right w:val="single" w:sz="4" w:space="0" w:color="auto"/>
+        <w:insideH w:val="single" w:sz="4" w:space="0" w:color="auto"/>
+        <w:insideV w:val="single" w:sz="4" w:space="0" w:color="auto"/>
+      </w:tblBorders>
+    </w:tblPr>
   </w:style>
 </w:styles>
 </file>
